--- a/submission-report.docx
+++ b/submission-report.docx
@@ -19,7 +19,7 @@
         </w:numPr>
       </w:pPr>
       <w:r>
-        <w:t xml:space="preserve">Submission generated at 10/27/2026 at 15:30:23</w:t>
+        <w:t xml:space="preserve">Submission generated at 10/27/2026 at 15:42:30</w:t>
       </w:r>
     </w:p>
     <w:p>
@@ -218,13 +218,13 @@
       </w:r>
     </w:p>
     <w:bookmarkEnd w:id="26"/>
-    <w:bookmarkStart w:id="27" w:name="X73f243ad4d88507a2c856fb98ddcad42f58bca7"/>
+    <w:bookmarkStart w:id="27" w:name="X536a3b7af03c2537b8ba9cbf985bf7f5698df90"/>
     <w:p>
       <w:pPr>
         <w:pStyle w:val="Heading2"/>
       </w:pPr>
       <w:r>
-        <w:t xml:space="preserve">The program performs the info, split, and lookup commands as expected. Networks are parsed correctly to provide the needed info and networks are split evenly as long as they are positive power of 2 requests. Routing lookups examine the table for longest prefix and are routed correctly. Because the example table has a default route through a gateway, every valid IPv4 address will match some route in the table. This means the program can select a route for the address; it does not guarantee that the gateway or any later router can actually deliver packets to it.</w:t>
+        <w:t xml:space="preserve">This program performs the info, split, and lookup commands as expected. Networks are parsed correctly to provide the needed info and networks are split evenly as long as they are positive power of 2 requests. Routing lookups examine the table for longest prefix and are routed correctly. Because the example table has a default route through a gateway, every valid IPv4 address will match some route in the table. This means the program can select a route for the address; it does not guarantee that the gateway or any later router can actually deliver packets to it.</w:t>
       </w:r>
     </w:p>
     <w:bookmarkEnd w:id="27"/>
@@ -64366,7 +64366,7 @@
         <w:pStyle w:val="FirstParagraph"/>
       </w:pPr>
       <w:r>
-        <w:t xml:space="preserve">Report generated on 10/27/2026 at 15:30:25</w:t>
+        <w:t xml:space="preserve">Report generated on 10/27/2026 at 15:42:32</w:t>
       </w:r>
     </w:p>
     <w:p>
@@ -64391,7 +64391,7 @@
         <w:pStyle w:val="FirstParagraph"/>
       </w:pPr>
       <w:r>
-        <w:t xml:space="preserve">SHA-256 Hash of the report: bd9aad8794bb2aab9dffae1a4a392dbc4342cf5bec8992d1f3ba987c12858b9a</w:t>
+        <w:t xml:space="preserve">SHA-256 Hash of the report: c7872752ca33dbfb8af036ba8d31fc5a95ef0b9586db7025b819927c2f8cd64b</w:t>
       </w:r>
     </w:p>
     <w:p>
